--- a/episodes/The_Dark_Rise_Episode_31.docx
+++ b/episodes/The_Dark_Rise_Episode_31.docx
@@ -259,7 +259,7 @@
           <w:sz w:val="24"/>
           <w:szCs w:val="24"/>
         </w:rPr>
-        <w:t xml:space="preserve">Beneath the ak-pu roots, the entity had already set the morning's message aside as spent, the way it set aside every act once its intended effect had been released into the world, and turned its full attention back to the slower, more patient work of the vessel's continuing growth.</w:t>
+        <w:t xml:space="preserve">Beneath the iroko roots, the entity had already set the morning's message aside as spent, the way it set aside every act once its intended effect had been released into the world, and turned its full attention back to the slower, more patient work of the vessel's continuing growth.</w:t>
       </w:r>
     </w:p>
     <w:p>

--- a/episodes/The_Dark_Rise_Episode_31.docx
+++ b/episodes/The_Dark_Rise_Episode_31.docx
@@ -140,20 +140,7 @@
     </w:p>
     <w:p>
       <w:pPr>
-        <w:spacing w:after="0" w:line="360"/>
-      </w:pPr>
-      <w:r>
-        <w:rPr>
-          <w:rFonts w:ascii="Georgia" w:hAnsi="Georgia" w:cs="Georgia"/>
-          <w:sz w:val="24"/>
-          <w:szCs w:val="24"/>
-        </w:rPr>
-        <w:t xml:space="preserve"/>
-      </w:r>
-    </w:p>
-    <w:p>
-      <w:pPr>
-        <w:spacing w:after="60" w:line="360"/>
+        <w:spacing w:after="60" w:line="360" w:before="480"/>
         <w:ind w:firstLine="360"/>
       </w:pPr>
       <w:r>
@@ -237,20 +224,7 @@
     </w:p>
     <w:p>
       <w:pPr>
-        <w:spacing w:after="0" w:line="360"/>
-      </w:pPr>
-      <w:r>
-        <w:rPr>
-          <w:rFonts w:ascii="Georgia" w:hAnsi="Georgia" w:cs="Georgia"/>
-          <w:sz w:val="24"/>
-          <w:szCs w:val="24"/>
-        </w:rPr>
-        <w:t xml:space="preserve"/>
-      </w:r>
-    </w:p>
-    <w:p>
-      <w:pPr>
-        <w:spacing w:after="60" w:line="360"/>
+        <w:spacing w:after="60" w:line="360" w:before="480"/>
         <w:ind w:firstLine="360"/>
       </w:pPr>
       <w:r>
@@ -278,20 +252,7 @@
     </w:p>
     <w:p>
       <w:pPr>
-        <w:spacing w:after="0" w:line="360"/>
-      </w:pPr>
-      <w:r>
-        <w:rPr>
-          <w:rFonts w:ascii="Georgia" w:hAnsi="Georgia" w:cs="Georgia"/>
-          <w:sz w:val="24"/>
-          <w:szCs w:val="24"/>
-        </w:rPr>
-        <w:t xml:space="preserve"/>
-      </w:r>
-    </w:p>
-    <w:p>
-      <w:pPr>
-        <w:spacing w:after="60" w:line="360"/>
+        <w:spacing w:after="60" w:line="360" w:before="480"/>
         <w:ind w:firstLine="360"/>
       </w:pPr>
       <w:r>
@@ -319,15 +280,16 @@
     </w:p>
     <w:p>
       <w:pPr>
-        <w:spacing w:after="0" w:line="360"/>
-      </w:pPr>
-      <w:r>
-        <w:rPr>
-          <w:rFonts w:ascii="Georgia" w:hAnsi="Georgia" w:cs="Georgia"/>
-          <w:sz w:val="24"/>
-          <w:szCs w:val="24"/>
-        </w:rPr>
-        <w:t xml:space="preserve"/>
+        <w:spacing w:after="60" w:line="360" w:before="480"/>
+        <w:ind w:firstLine="360"/>
+      </w:pPr>
+      <w:r>
+        <w:rPr>
+          <w:rFonts w:ascii="Georgia" w:hAnsi="Georgia" w:cs="Georgia"/>
+          <w:sz w:val="24"/>
+          <w:szCs w:val="24"/>
+        </w:rPr>
+        <w:t xml:space="preserve">Beneath the roots, the ledger voice noted the quiet that followed.</w:t>
       </w:r>
     </w:p>
     <w:p>
@@ -343,25 +305,12 @@
           <w:bCs/>
           <w:caps/>
         </w:rPr>
-        <w:t xml:space="preserve">MESSAGE DELIVERY: COMPLETE, EFFECT UNKNOWN AND UNMONITORED. VESSEL: EARLY SENTENCE REPETITION, INCREASING FREQUENCY.</w:t>
-      </w:r>
-    </w:p>
-    <w:p>
-      <w:pPr>
-        <w:spacing w:after="0" w:line="360"/>
-      </w:pPr>
-      <w:r>
-        <w:rPr>
-          <w:rFonts w:ascii="Georgia" w:hAnsi="Georgia" w:cs="Georgia"/>
-          <w:sz w:val="24"/>
-          <w:szCs w:val="24"/>
-        </w:rPr>
-        <w:t xml:space="preserve"/>
-      </w:r>
-    </w:p>
-    <w:p>
-      <w:pPr>
-        <w:spacing w:after="60" w:line="360"/>
+        <w:t xml:space="preserve">Message delivery: complete, effect unknown and unmonitored. Vessel: early sentence repetition, increasing frequency.</w:t>
+      </w:r>
+    </w:p>
+    <w:p>
+      <w:pPr>
+        <w:spacing w:after="60" w:line="360" w:before="480"/>
         <w:ind w:firstLine="360"/>
       </w:pPr>
       <w:r>
@@ -403,20 +352,7 @@
     </w:p>
     <w:p>
       <w:pPr>
-        <w:spacing w:after="0" w:line="360"/>
-      </w:pPr>
-      <w:r>
-        <w:rPr>
-          <w:rFonts w:ascii="Georgia" w:hAnsi="Georgia" w:cs="Georgia"/>
-          <w:sz w:val="24"/>
-          <w:szCs w:val="24"/>
-        </w:rPr>
-        <w:t xml:space="preserve"/>
-      </w:r>
-    </w:p>
-    <w:p>
-      <w:pPr>
-        <w:spacing w:after="60" w:line="360"/>
+        <w:spacing w:after="60" w:line="360" w:before="480"/>
         <w:ind w:firstLine="360"/>
       </w:pPr>
       <w:r>
@@ -472,20 +408,7 @@
     </w:p>
     <w:p>
       <w:pPr>
-        <w:spacing w:after="0" w:line="360"/>
-      </w:pPr>
-      <w:r>
-        <w:rPr>
-          <w:rFonts w:ascii="Georgia" w:hAnsi="Georgia" w:cs="Georgia"/>
-          <w:sz w:val="24"/>
-          <w:szCs w:val="24"/>
-        </w:rPr>
-        <w:t xml:space="preserve"/>
-      </w:r>
-    </w:p>
-    <w:p>
-      <w:pPr>
-        <w:spacing w:after="60" w:line="360"/>
+        <w:spacing w:after="60" w:line="360" w:before="480"/>
         <w:ind w:firstLine="360"/>
       </w:pPr>
       <w:r>
@@ -513,20 +436,7 @@
     </w:p>
     <w:p>
       <w:pPr>
-        <w:spacing w:after="0" w:line="360"/>
-      </w:pPr>
-      <w:r>
-        <w:rPr>
-          <w:rFonts w:ascii="Georgia" w:hAnsi="Georgia" w:cs="Georgia"/>
-          <w:sz w:val="24"/>
-          <w:szCs w:val="24"/>
-        </w:rPr>
-        <w:t xml:space="preserve"/>
-      </w:r>
-    </w:p>
-    <w:p>
-      <w:pPr>
-        <w:spacing w:after="60" w:line="360"/>
+        <w:spacing w:after="60" w:line="360" w:before="480"/>
         <w:ind w:firstLine="360"/>
       </w:pPr>
       <w:r>
@@ -578,19 +488,6 @@
           <w:szCs w:val="24"/>
         </w:rPr>
         <w:t xml:space="preserve">He left Ejikeme standing alone in the emptied chamber, and did not look back to see what expression the man wore once no one else remained to watch him wear it, or to guess at what a man that practiced at protecting his own interests might quietly decide to do next, now that the king's decision had not gone entirely his way.</w:t>
-      </w:r>
-    </w:p>
-    <w:p>
-      <w:pPr>
-        <w:spacing w:after="0" w:line="360"/>
-      </w:pPr>
-      <w:r>
-        <w:rPr>
-          <w:rFonts w:ascii="Georgia" w:hAnsi="Georgia" w:cs="Georgia"/>
-          <w:sz w:val="24"/>
-          <w:szCs w:val="24"/>
-        </w:rPr>
-        <w:t xml:space="preserve"/>
       </w:r>
     </w:p>
     <w:sectPr>
